--- a/doc/软件著作/SwitchLIN/SwitchLIN_产品说明书.docx
+++ b/doc/软件著作/SwitchLIN/SwitchLIN_产品说明书.docx
@@ -299,7 +299,7 @@
       <w:pPr>
         <w:spacing w:after="0" w:line="360" w:lineRule="auto"/>
         <w:rPr>
-          <w:rFonts w:eastAsia="宋体" w:hint="eastAsia"/>
+          <w:rFonts w:eastAsia="宋体"/>
           <w:lang w:eastAsia="zh-CN"/>
         </w:rPr>
       </w:pPr>
@@ -1082,25 +1082,74 @@
     <w:p>
       <w:pPr>
         <w:spacing w:after="0" w:line="360" w:lineRule="auto"/>
-      </w:pPr>
-      <w:r>
-        <w:t>操作系统：</w:t>
-      </w:r>
-      <w:r>
+        <w:rPr>
+          <w:lang w:eastAsia="zh-CN"/>
+        </w:rPr>
+      </w:pPr>
+      <w:r>
+        <w:rPr>
+          <w:lang w:eastAsia="zh-CN"/>
+        </w:rPr>
+        <w:t>操作系</w:t>
+      </w:r>
+      <w:r>
+        <w:rPr>
+          <w:rFonts w:ascii="微软雅黑" w:eastAsia="微软雅黑" w:hAnsi="微软雅黑" w:cs="微软雅黑" w:hint="eastAsia"/>
+          <w:lang w:eastAsia="zh-CN"/>
+        </w:rPr>
+        <w:t>统</w:t>
+      </w:r>
+      <w:r>
+        <w:rPr>
+          <w:rFonts w:ascii="MS Gothic" w:eastAsia="MS Gothic" w:hAnsi="MS Gothic" w:cs="MS Gothic" w:hint="eastAsia"/>
+          <w:lang w:eastAsia="zh-CN"/>
+        </w:rPr>
+        <w:t>：</w:t>
+      </w:r>
+      <w:r>
+        <w:rPr>
+          <w:lang w:eastAsia="zh-CN"/>
+        </w:rPr>
         <w:t xml:space="preserve">Windows 10 </w:t>
       </w:r>
       <w:r>
+        <w:rPr>
+          <w:lang w:eastAsia="zh-CN"/>
+        </w:rPr>
         <w:t>及以上</w:t>
       </w:r>
     </w:p>
     <w:p>
       <w:pPr>
         <w:spacing w:after="0" w:line="360" w:lineRule="auto"/>
-      </w:pPr>
-      <w:r>
-        <w:t>依赖环境：</w:t>
-      </w:r>
-      <w:r>
+        <w:rPr>
+          <w:lang w:eastAsia="zh-CN"/>
+        </w:rPr>
+      </w:pPr>
+      <w:r>
+        <w:rPr>
+          <w:lang w:eastAsia="zh-CN"/>
+        </w:rPr>
+        <w:t>依</w:t>
+      </w:r>
+      <w:r>
+        <w:rPr>
+          <w:rFonts w:ascii="微软雅黑" w:eastAsia="微软雅黑" w:hAnsi="微软雅黑" w:cs="微软雅黑" w:hint="eastAsia"/>
+          <w:lang w:eastAsia="zh-CN"/>
+        </w:rPr>
+        <w:t>赖环</w:t>
+      </w:r>
+      <w:r>
+        <w:rPr>
+          <w:rFonts w:ascii="MS Gothic" w:eastAsia="MS Gothic" w:hAnsi="MS Gothic" w:cs="MS Gothic" w:hint="eastAsia"/>
+          <w:lang w:eastAsia="zh-CN"/>
+        </w:rPr>
+        <w:t>境：</w:t>
+      </w:r>
+      <w:r>
+        <w:rPr>
+          <w:lang w:eastAsia="zh-CN"/>
+        </w:rPr>
         <w:t>Qt 5.14.2 + Visual Studio 2017</w:t>
       </w:r>
     </w:p>
@@ -1131,10 +1180,22 @@
       </w:r>
       <w:r>
         <w:rPr>
-          <w:rFonts w:ascii="微软雅黑" w:eastAsia="微软雅黑" w:hAnsi="微软雅黑" w:cs="微软雅黑"/>
-          <w:lang w:eastAsia="zh-CN"/>
-        </w:rPr>
-        <w:t>设备IP段：</w:t>
+          <w:rFonts w:ascii="微软雅黑" w:eastAsia="微软雅黑" w:hAnsi="微软雅黑" w:cs="微软雅黑" w:hint="eastAsia"/>
+          <w:lang w:eastAsia="zh-CN"/>
+        </w:rPr>
+        <w:t>设备</w:t>
+      </w:r>
+      <w:r>
+        <w:rPr>
+          <w:lang w:eastAsia="zh-CN"/>
+        </w:rPr>
+        <w:t>IP</w:t>
+      </w:r>
+      <w:r>
+        <w:rPr>
+          <w:lang w:eastAsia="zh-CN"/>
+        </w:rPr>
+        <w:t>段：</w:t>
       </w:r>
       <w:r>
         <w:rPr>
@@ -1296,31 +1357,103 @@
         <w:rPr>
           <w:lang w:eastAsia="zh-CN"/>
         </w:rPr>
-        <w:t>建议硬件：</w:t>
-      </w:r>
-      <w:r>
-        <w:rPr>
-          <w:lang w:eastAsia="zh-CN"/>
-        </w:rPr>
-        <w:t xml:space="preserve">CPU i5 </w:t>
-      </w:r>
-      <w:r>
-        <w:rPr>
-          <w:lang w:eastAsia="zh-CN"/>
-        </w:rPr>
-        <w:t>及以上，内存</w:t>
-      </w:r>
-      <w:r>
-        <w:rPr>
-          <w:lang w:eastAsia="zh-CN"/>
-        </w:rPr>
-        <w:t xml:space="preserve"> 8 GB </w:t>
-      </w:r>
-      <w:r>
-        <w:rPr>
-          <w:lang w:eastAsia="zh-CN"/>
-        </w:rPr>
-        <w:t>及以上。</w:t>
+        <w:t>硬件要求：</w:t>
+      </w:r>
+      <w:r>
+        <w:rPr>
+          <w:lang w:eastAsia="zh-CN"/>
+        </w:rPr>
+        <w:br/>
+        <w:t>- CPU</w:t>
+      </w:r>
+      <w:r>
+        <w:rPr>
+          <w:lang w:eastAsia="zh-CN"/>
+        </w:rPr>
+        <w:t>：</w:t>
+      </w:r>
+      <w:r>
+        <w:rPr>
+          <w:lang w:eastAsia="zh-CN"/>
+        </w:rPr>
+        <w:t xml:space="preserve">Intel i5 </w:t>
+      </w:r>
+      <w:r>
+        <w:rPr>
+          <w:lang w:eastAsia="zh-CN"/>
+        </w:rPr>
+        <w:t>或以上</w:t>
+      </w:r>
+      <w:r>
+        <w:rPr>
+          <w:lang w:eastAsia="zh-CN"/>
+        </w:rPr>
+        <w:br/>
+        <w:t xml:space="preserve">- </w:t>
+      </w:r>
+      <w:r>
+        <w:rPr>
+          <w:lang w:eastAsia="zh-CN"/>
+        </w:rPr>
+        <w:t>内存：</w:t>
+      </w:r>
+      <w:r>
+        <w:rPr>
+          <w:lang w:eastAsia="zh-CN"/>
+        </w:rPr>
+        <w:t xml:space="preserve">8GB </w:t>
+      </w:r>
+      <w:r>
+        <w:rPr>
+          <w:lang w:eastAsia="zh-CN"/>
+        </w:rPr>
+        <w:t>及以上</w:t>
+      </w:r>
+      <w:r>
+        <w:rPr>
+          <w:lang w:eastAsia="zh-CN"/>
+        </w:rPr>
+        <w:br/>
+        <w:t xml:space="preserve">- </w:t>
+      </w:r>
+      <w:r>
+        <w:rPr>
+          <w:lang w:eastAsia="zh-CN"/>
+        </w:rPr>
+        <w:t>磁</w:t>
+      </w:r>
+      <w:r>
+        <w:rPr>
+          <w:rFonts w:ascii="微软雅黑" w:eastAsia="微软雅黑" w:hAnsi="微软雅黑" w:cs="微软雅黑" w:hint="eastAsia"/>
+          <w:lang w:eastAsia="zh-CN"/>
+        </w:rPr>
+        <w:t>盘</w:t>
+      </w:r>
+      <w:r>
+        <w:rPr>
+          <w:rFonts w:hint="eastAsia"/>
+          <w:lang w:eastAsia="zh-CN"/>
+        </w:rPr>
+        <w:t>：</w:t>
+      </w:r>
+      <w:r>
+        <w:rPr>
+          <w:lang w:eastAsia="zh-CN"/>
+        </w:rPr>
+        <w:t xml:space="preserve">SSD ≥ 50GB </w:t>
+      </w:r>
+      <w:r>
+        <w:rPr>
+          <w:lang w:eastAsia="zh-CN"/>
+        </w:rPr>
+        <w:t>可用空</w:t>
+      </w:r>
+      <w:r>
+        <w:rPr>
+          <w:rFonts w:ascii="微软雅黑" w:eastAsia="微软雅黑" w:hAnsi="微软雅黑" w:cs="微软雅黑" w:hint="eastAsia"/>
+          <w:lang w:eastAsia="zh-CN"/>
+        </w:rPr>
+        <w:t>间</w:t>
       </w:r>
     </w:p>
     <w:p>
@@ -1452,13 +1585,7 @@
         <w:rPr>
           <w:lang w:eastAsia="zh-CN"/>
         </w:rPr>
-        <w:t>，确认</w:t>
-      </w:r>
-      <w:r>
-        <w:rPr>
-          <w:lang w:eastAsia="zh-CN"/>
-        </w:rPr>
-        <w:t>地</w:t>
+        <w:t>，确认地</w:t>
       </w:r>
       <w:r>
         <w:rPr>
@@ -1531,6 +1658,7 @@
           <w:noProof/>
           <w:lang w:eastAsia="zh-CN"/>
         </w:rPr>
+        <w:lastRenderedPageBreak/>
         <w:drawing>
           <wp:inline distT="0" distB="0" distL="0" distR="0" wp14:anchorId="26DB3E22" wp14:editId="40FDD296">
             <wp:extent cx="5486400" cy="3490595"/>
@@ -1572,7 +1700,7 @@
       <w:pPr>
         <w:pStyle w:val="21"/>
         <w:rPr>
-          <w:rFonts w:eastAsia="宋体" w:hint="eastAsia"/>
+          <w:rFonts w:eastAsia="宋体"/>
           <w:lang w:eastAsia="zh-CN"/>
         </w:rPr>
       </w:pPr>
@@ -1602,7 +1730,30 @@
           <w:rFonts w:ascii="微软雅黑" w:eastAsia="微软雅黑" w:hAnsi="微软雅黑" w:cs="微软雅黑"/>
           <w:lang w:eastAsia="zh-CN"/>
         </w:rPr>
-        <w:t>主界面：</w:t>
+        <w:t>软件</w:t>
+      </w:r>
+      <w:r>
+        <w:rPr>
+          <w:rFonts w:ascii="微软雅黑" w:eastAsia="微软雅黑" w:hAnsi="微软雅黑" w:cs="微软雅黑"/>
+          <w:lang w:eastAsia="zh-CN"/>
+        </w:rPr>
+        <w:t>主界面</w:t>
+      </w:r>
+      <w:r>
+        <w:rPr>
+          <w:rFonts w:ascii="微软雅黑" w:eastAsia="微软雅黑" w:hAnsi="微软雅黑" w:cs="微软雅黑"/>
+          <w:lang w:eastAsia="zh-CN"/>
+        </w:rPr>
+        <w:t>速览</w:t>
+      </w:r>
+      <w:bookmarkStart w:id="0" w:name="_GoBack"/>
+      <w:bookmarkEnd w:id="0"/>
+      <w:r>
+        <w:rPr>
+          <w:rFonts w:ascii="微软雅黑" w:eastAsia="微软雅黑" w:hAnsi="微软雅黑" w:cs="微软雅黑"/>
+          <w:lang w:eastAsia="zh-CN"/>
+        </w:rPr>
+        <w:t>：</w:t>
       </w:r>
     </w:p>
     <w:p>
@@ -2169,19 +2320,17 @@
           <w:numId w:val="19"/>
         </w:numPr>
         <w:rPr>
-          <w:rFonts w:ascii="微软雅黑" w:eastAsia="微软雅黑" w:hAnsi="微软雅黑" w:cs="微软雅黑" w:hint="eastAsia"/>
-          <w:lang w:eastAsia="zh-CN"/>
-        </w:rPr>
-      </w:pPr>
-      <w:r>
-        <w:rPr>
           <w:rFonts w:ascii="微软雅黑" w:eastAsia="微软雅黑" w:hAnsi="微软雅黑" w:cs="微软雅黑"/>
           <w:lang w:eastAsia="zh-CN"/>
         </w:rPr>
+      </w:pPr>
+      <w:r>
+        <w:rPr>
+          <w:rFonts w:ascii="微软雅黑" w:eastAsia="微软雅黑" w:hAnsi="微软雅黑" w:cs="微软雅黑"/>
+          <w:lang w:eastAsia="zh-CN"/>
+        </w:rPr>
         <w:t>设备管理</w:t>
       </w:r>
-      <w:bookmarkStart w:id="0" w:name="_GoBack"/>
-      <w:bookmarkEnd w:id="0"/>
     </w:p>
     <w:p>
       <w:pPr>
@@ -19990,7 +20139,7 @@
 </file>
 
 <file path=customXml/itemProps1.xml><?xml version="1.0" encoding="utf-8"?>
-<ds:datastoreItem xmlns:ds="http://schemas.openxmlformats.org/officeDocument/2006/customXml" ds:itemID="{901DAB00-531A-427A-912C-0FE205DEE280}">
+<ds:datastoreItem xmlns:ds="http://schemas.openxmlformats.org/officeDocument/2006/customXml" ds:itemID="{B2E82843-80A7-4632-ACB6-34EDDB9A38F0}">
   <ds:schemaRefs>
     <ds:schemaRef ds:uri="http://schemas.openxmlformats.org/officeDocument/2006/bibliography"/>
   </ds:schemaRefs>
